--- a/Moamen_Basyoni_CV_Master.docx
+++ b/Moamen_Basyoni_CV_Master.docx
@@ -940,7 +940,7 @@
           <w:b/>
           <w:bCs/>
         </w:rPr>
-        <w:t xml:space="preserve">45%</w:t>
+        <w:t xml:space="preserve">60%</w:t>
       </w:r>
       <w:r>
         <w:t xml:space="preserve"> </w:t>
@@ -1769,7 +1769,7 @@
               <w:pStyle w:val="Compact"/>
             </w:pPr>
             <w:r>
-              <w:t xml:space="preserve">45% performance improvement</w:t>
+              <w:t xml:space="preserve">60% performance improvement</w:t>
             </w:r>
           </w:p>
         </w:tc>

--- a/Moamen_Basyoni_CV_Master.docx
+++ b/Moamen_Basyoni_CV_Master.docx
@@ -2,7 +2,7 @@
 <file path=word/document.xml><?xml version="1.0" encoding="utf-8"?>
 <w:document xmlns:w="http://schemas.openxmlformats.org/wordprocessingml/2006/main" xmlns:m="http://schemas.openxmlformats.org/officeDocument/2006/math" xmlns:r="http://schemas.openxmlformats.org/officeDocument/2006/relationships" xmlns:o="urn:schemas-microsoft-com:office:office" xmlns:v="urn:schemas-microsoft-com:vml" xmlns:w10="urn:schemas-microsoft-com:office:word" xmlns:a="http://schemas.openxmlformats.org/drawingml/2006/main" xmlns:pic="http://schemas.openxmlformats.org/drawingml/2006/picture" xmlns:wp="http://schemas.openxmlformats.org/drawingml/2006/wordprocessingDrawing">
   <w:body>
-    <w:bookmarkStart w:id="21" w:name="moamen-moustafa-basyoni"/>
+    <w:bookmarkStart w:id="22" w:name="moamen-moustafa-basyoni"/>
     <w:p>
       <w:pPr>
         <w:pStyle w:val="Heading1"/>
@@ -28,7 +28,7 @@
         <w:pStyle w:val="BodyText"/>
       </w:pPr>
       <w:r>
-        <w:t xml:space="preserve">Alexandria, Egypt · +20 102 786 8067 · mmoamen270@gmail.com · github.com/moamen270</w:t>
+        <w:t xml:space="preserve">Alexandria, Egypt · +20 102 786 8067 · mmoamen270@gmail.com · github.com/moamen270 · linkedin.com/in/moamen270</w:t>
       </w:r>
     </w:p>
     <w:p>
@@ -1012,7 +1012,94 @@
         <w:t xml:space="preserve"> </w:t>
       </w:r>
       <w:r>
-        <w:t xml:space="preserve">on architecture and AI-assisted development.</w:t>
+        <w:t xml:space="preserve">on architecture and AI-assisted development; completed AHBS’s own</w:t>
+      </w:r>
+      <w:r>
+        <w:t xml:space="preserve"> </w:t>
+      </w:r>
+      <w:r>
+        <w:rPr>
+          <w:b/>
+          <w:bCs/>
+        </w:rPr>
+        <w:t xml:space="preserve">“Leadership in Action”</w:t>
+      </w:r>
+      <w:r>
+        <w:rPr>
+          <w:b/>
+          <w:bCs/>
+        </w:rPr>
+        <w:t xml:space="preserve"> </w:t>
+      </w:r>
+      <w:r>
+        <w:rPr>
+          <w:b/>
+          <w:bCs/>
+        </w:rPr>
+        <w:t xml:space="preserve">program</w:t>
+      </w:r>
+      <w:r>
+        <w:t xml:space="preserve"> </w:t>
+      </w:r>
+      <w:r>
+        <w:t xml:space="preserve">(June 2026) — a formal leadership credential from the same employer.</w:t>
+      </w:r>
+      <w:r>
+        <w:t xml:space="preserve"> </w:t>
+      </w:r>
+      <w:r>
+        <w:t xml:space="preserve">- Built</w:t>
+      </w:r>
+      <w:r>
+        <w:t xml:space="preserve"> </w:t>
+      </w:r>
+      <w:r>
+        <w:rPr>
+          <w:b/>
+          <w:bCs/>
+        </w:rPr>
+        <w:t xml:space="preserve">Insight Edge</w:t>
+      </w:r>
+      <w:r>
+        <w:t xml:space="preserve"> </w:t>
+      </w:r>
+      <w:r>
+        <w:t xml:space="preserve">(AI-Driven Graph-Based Code and Architecture Analyzer) — the umbrella platform tying the code graph, Roslyn analysis, and GraphRAG together with deep impact analysis (tracing changes from UI to database), webhook-based commit review, and role-specific reporting for architecture, QA, and product teams.</w:t>
+      </w:r>
+      <w:r>
+        <w:t xml:space="preserve"> </w:t>
+      </w:r>
+      <w:r>
+        <w:t xml:space="preserve">- Delivered an</w:t>
+      </w:r>
+      <w:r>
+        <w:t xml:space="preserve"> </w:t>
+      </w:r>
+      <w:r>
+        <w:rPr>
+          <w:b/>
+          <w:bCs/>
+        </w:rPr>
+        <w:t xml:space="preserve">AI Personal Chatbot Assistant</w:t>
+      </w:r>
+      <w:r>
+        <w:t xml:space="preserve"> </w:t>
+      </w:r>
+      <w:r>
+        <w:t xml:space="preserve">— authenticated, multi-format file handling, role-specific tools (diagram generation, document creation, image generation), and per-user/chat memory — and an</w:t>
+      </w:r>
+      <w:r>
+        <w:t xml:space="preserve"> </w:t>
+      </w:r>
+      <w:r>
+        <w:rPr>
+          <w:b/>
+          <w:bCs/>
+        </w:rPr>
+        <w:t xml:space="preserve">L&amp;D Assessment Agent</w:t>
+      </w:r>
+      <w:r>
+        <w:t xml:space="preserve">: quiz generation and AI-scored essay feedback with a gamified leaderboard, deployed for both employees and academy learners.</w:t>
       </w:r>
     </w:p>
     <w:p>
@@ -1267,6 +1354,62 @@
       </w:r>
       <w:r>
         <w:t xml:space="preserve">, a management system for a children’s programming and robotics training centre: course materials and programme structure, instructor session logging with management approval/denial, a management report calculating instructor pay from approved sessions, two-way Google Sheets integration against the centre’s existing sheets, and a Google Drive-powered public gallery of the centre’s work on the landing page.</w:t>
+      </w:r>
+    </w:p>
+    <w:p>
+      <w:pPr>
+        <w:pStyle w:val="Compact"/>
+        <w:numPr>
+          <w:ilvl w:val="0"/>
+          <w:numId w:val="1004"/>
+        </w:numPr>
+      </w:pPr>
+      <w:r>
+        <w:t xml:space="preserve">Built a web-based system for the</w:t>
+      </w:r>
+      <w:r>
+        <w:t xml:space="preserve"> </w:t>
+      </w:r>
+      <w:r>
+        <w:rPr>
+          <w:b/>
+          <w:bCs/>
+        </w:rPr>
+        <w:t xml:space="preserve">Disability Support Center (DSC) at Alexandria University</w:t>
+      </w:r>
+      <w:r>
+        <w:t xml:space="preserve"> </w:t>
+      </w:r>
+      <w:r>
+        <w:t xml:space="preserve">(freelance/volunteer): student registration, course/training/competition enrollment with automated notifications, an admin content panel, ASP.NET Identity authentication, and IIS deployment.</w:t>
+      </w:r>
+    </w:p>
+    <w:p>
+      <w:pPr>
+        <w:pStyle w:val="Compact"/>
+        <w:numPr>
+          <w:ilvl w:val="0"/>
+          <w:numId w:val="1004"/>
+        </w:numPr>
+      </w:pPr>
+      <w:r>
+        <w:t xml:space="preserve">Built</w:t>
+      </w:r>
+      <w:r>
+        <w:t xml:space="preserve"> </w:t>
+      </w:r>
+      <w:r>
+        <w:rPr>
+          <w:b/>
+          <w:bCs/>
+        </w:rPr>
+        <w:t xml:space="preserve">Pharmacy (EzDrug)</w:t>
+      </w:r>
+      <w:r>
+        <w:t xml:space="preserve"> </w:t>
+      </w:r>
+      <w:r>
+        <w:t xml:space="preserve">— a pharmacy management system developed under Egypt’s ITIDA Pre-incubation Program (July 2023): ASP.NET Web APIs integrating frontend, mobile, and IoT devices for automated inventory management, Repository/Unit of Work over EF Core, 2FA + JWT authentication, payment gateway integration, deployed on Azure.</w:t>
       </w:r>
     </w:p>
     <w:p>
@@ -1537,7 +1680,7 @@
               <w:pStyle w:val="Compact"/>
             </w:pPr>
             <w:r>
-              <w:t xml:space="preserve">Mail AI Assistant / Assessment Chat / Clinic Booking Chat</w:t>
+              <w:t xml:space="preserve">Mail AI Assistant / AI Personal Chatbot Assistant / Assessment Chat (L&amp;D Assessment Agent) / Clinic Booking Chat</w:t>
             </w:r>
           </w:p>
         </w:tc>
@@ -1572,29 +1715,29 @@
               <w:pStyle w:val="Compact"/>
             </w:pPr>
             <w:r>
-              <w:t xml:space="preserve">Distributed Transactions</w:t>
-            </w:r>
-          </w:p>
-        </w:tc>
-        <w:tc>
-          <w:tcPr/>
-          <w:p>
-            <w:pPr>
-              <w:pStyle w:val="Compact"/>
-            </w:pPr>
-            <w:r>
-              <w:t xml:space="preserve">Temporal Saga orchestration replacing a custom MS DTC workaround</w:t>
-            </w:r>
-          </w:p>
-        </w:tc>
-        <w:tc>
-          <w:tcPr/>
-          <w:p>
-            <w:pPr>
-              <w:pStyle w:val="Compact"/>
-            </w:pPr>
-            <w:r>
-              <w:t xml:space="preserve">10+ service communication patterns improved</w:t>
+              <w:t xml:space="preserve">Insight Edge</w:t>
+            </w:r>
+          </w:p>
+        </w:tc>
+        <w:tc>
+          <w:tcPr/>
+          <w:p>
+            <w:pPr>
+              <w:pStyle w:val="Compact"/>
+            </w:pPr>
+            <w:r>
+              <w:t xml:space="preserve">AI-driven graph-based code &amp; architecture analyzer — impact analysis (UI→DB), webhook-based commit review, role-specific reporting</w:t>
+            </w:r>
+          </w:p>
+        </w:tc>
+        <w:tc>
+          <w:tcPr/>
+          <w:p>
+            <w:pPr>
+              <w:pStyle w:val="Compact"/>
+            </w:pPr>
+            <w:r>
+              <w:t xml:space="preserve">Umbrella platform for code graph + Roslyn + GraphRAG</w:t>
             </w:r>
           </w:p>
         </w:tc>
@@ -1607,29 +1750,29 @@
               <w:pStyle w:val="Compact"/>
             </w:pPr>
             <w:r>
-              <w:t xml:space="preserve">System Modernization</w:t>
-            </w:r>
-          </w:p>
-        </w:tc>
-        <w:tc>
-          <w:tcPr/>
-          <w:p>
-            <w:pPr>
-              <w:pStyle w:val="Compact"/>
-            </w:pPr>
-            <w:r>
-              <w:t xml:space="preserve">Legacy .NET Framework 4.5 / ASP.NET Core 2.2 → modern .NET, Clean Architecture</w:t>
-            </w:r>
-          </w:p>
-        </w:tc>
-        <w:tc>
-          <w:tcPr/>
-          <w:p>
-            <w:pPr>
-              <w:pStyle w:val="Compact"/>
-            </w:pPr>
-            <w:r>
-              <w:t xml:space="preserve">5 core + 7+ additional modules</w:t>
+              <w:t xml:space="preserve">Distributed Transactions</w:t>
+            </w:r>
+          </w:p>
+        </w:tc>
+        <w:tc>
+          <w:tcPr/>
+          <w:p>
+            <w:pPr>
+              <w:pStyle w:val="Compact"/>
+            </w:pPr>
+            <w:r>
+              <w:t xml:space="preserve">Temporal Saga orchestration replacing a custom MS DTC workaround</w:t>
+            </w:r>
+          </w:p>
+        </w:tc>
+        <w:tc>
+          <w:tcPr/>
+          <w:p>
+            <w:pPr>
+              <w:pStyle w:val="Compact"/>
+            </w:pPr>
+            <w:r>
+              <w:t xml:space="preserve">10+ service communication patterns improved</w:t>
             </w:r>
           </w:p>
         </w:tc>
@@ -1642,29 +1785,29 @@
               <w:pStyle w:val="Compact"/>
             </w:pPr>
             <w:r>
-              <w:t xml:space="preserve">Source Control Migration</w:t>
-            </w:r>
-          </w:p>
-        </w:tc>
-        <w:tc>
-          <w:tcPr/>
-          <w:p>
-            <w:pPr>
-              <w:pStyle w:val="Compact"/>
-            </w:pPr>
-            <w:r>
-              <w:t xml:space="preserve">Legacy TFS/TFVC monolith → Azure DevOps Git multi-repo + private NuGet feed</w:t>
-            </w:r>
-          </w:p>
-        </w:tc>
-        <w:tc>
-          <w:tcPr/>
-          <w:p>
-            <w:pPr>
-              <w:pStyle w:val="Compact"/>
-            </w:pPr>
-            <w:r>
-              <w:t xml:space="preserve">Project coupling broken across repositories</w:t>
+              <w:t xml:space="preserve">System Modernization</w:t>
+            </w:r>
+          </w:p>
+        </w:tc>
+        <w:tc>
+          <w:tcPr/>
+          <w:p>
+            <w:pPr>
+              <w:pStyle w:val="Compact"/>
+            </w:pPr>
+            <w:r>
+              <w:t xml:space="preserve">Legacy .NET Framework 4.5 / ASP.NET Core 2.2 → modern .NET, Clean Architecture</w:t>
+            </w:r>
+          </w:p>
+        </w:tc>
+        <w:tc>
+          <w:tcPr/>
+          <w:p>
+            <w:pPr>
+              <w:pStyle w:val="Compact"/>
+            </w:pPr>
+            <w:r>
+              <w:t xml:space="preserve">5 core + 7+ additional modules</w:t>
             </w:r>
           </w:p>
         </w:tc>
@@ -1677,29 +1820,29 @@
               <w:pStyle w:val="Compact"/>
             </w:pPr>
             <w:r>
-              <w:t xml:space="preserve">Frontend Modernization (direction)</w:t>
-            </w:r>
-          </w:p>
-        </w:tc>
-        <w:tc>
-          <w:tcPr/>
-          <w:p>
-            <w:pPr>
-              <w:pStyle w:val="Compact"/>
-            </w:pPr>
-            <w:r>
-              <w:t xml:space="preserve">Vue 3 shell with iframed AngularJS → modern Angular shell on PrimeNG, split into repos</w:t>
-            </w:r>
-          </w:p>
-        </w:tc>
-        <w:tc>
-          <w:tcPr/>
-          <w:p>
-            <w:pPr>
-              <w:pStyle w:val="Compact"/>
-            </w:pPr>
-            <w:r>
-              <w:t xml:space="preserve">Monolithic frontend decomposed</w:t>
+              <w:t xml:space="preserve">Source Control Migration</w:t>
+            </w:r>
+          </w:p>
+        </w:tc>
+        <w:tc>
+          <w:tcPr/>
+          <w:p>
+            <w:pPr>
+              <w:pStyle w:val="Compact"/>
+            </w:pPr>
+            <w:r>
+              <w:t xml:space="preserve">Legacy TFS/TFVC monolith → Azure DevOps Git multi-repo + private NuGet feed</w:t>
+            </w:r>
+          </w:p>
+        </w:tc>
+        <w:tc>
+          <w:tcPr/>
+          <w:p>
+            <w:pPr>
+              <w:pStyle w:val="Compact"/>
+            </w:pPr>
+            <w:r>
+              <w:t xml:space="preserve">Project coupling broken across repositories</w:t>
             </w:r>
           </w:p>
         </w:tc>
@@ -1712,29 +1855,29 @@
               <w:pStyle w:val="Compact"/>
             </w:pPr>
             <w:r>
-              <w:t xml:space="preserve">Deployment Infrastructure</w:t>
-            </w:r>
-          </w:p>
-        </w:tc>
-        <w:tc>
-          <w:tcPr/>
-          <w:p>
-            <w:pPr>
-              <w:pStyle w:val="Compact"/>
-            </w:pPr>
-            <w:r>
-              <w:t xml:space="preserve">API Gateway with parallel service versioning</w:t>
-            </w:r>
-          </w:p>
-        </w:tc>
-        <w:tc>
-          <w:tcPr/>
-          <w:p>
-            <w:pPr>
-              <w:pStyle w:val="Compact"/>
-            </w:pPr>
-            <w:r>
-              <w:t xml:space="preserve">Downtime reduced 2h → 15m (87.5%)</w:t>
+              <w:t xml:space="preserve">Frontend Modernization (direction)</w:t>
+            </w:r>
+          </w:p>
+        </w:tc>
+        <w:tc>
+          <w:tcPr/>
+          <w:p>
+            <w:pPr>
+              <w:pStyle w:val="Compact"/>
+            </w:pPr>
+            <w:r>
+              <w:t xml:space="preserve">Vue 3 shell with iframed AngularJS → modern Angular shell on PrimeNG, split into repos</w:t>
+            </w:r>
+          </w:p>
+        </w:tc>
+        <w:tc>
+          <w:tcPr/>
+          <w:p>
+            <w:pPr>
+              <w:pStyle w:val="Compact"/>
+            </w:pPr>
+            <w:r>
+              <w:t xml:space="preserve">Monolithic frontend decomposed</w:t>
             </w:r>
           </w:p>
         </w:tc>
@@ -1747,29 +1890,29 @@
               <w:pStyle w:val="Compact"/>
             </w:pPr>
             <w:r>
-              <w:t xml:space="preserve">Business Rule Engine</w:t>
-            </w:r>
-          </w:p>
-        </w:tc>
-        <w:tc>
-          <w:tcPr/>
-          <w:p>
-            <w:pPr>
-              <w:pStyle w:val="Compact"/>
-            </w:pPr>
-            <w:r>
-              <w:t xml:space="preserve">Runtime-injected business logic</w:t>
-            </w:r>
-          </w:p>
-        </w:tc>
-        <w:tc>
-          <w:tcPr/>
-          <w:p>
-            <w:pPr>
-              <w:pStyle w:val="Compact"/>
-            </w:pPr>
-            <w:r>
-              <w:t xml:space="preserve">60% performance improvement</w:t>
+              <w:t xml:space="preserve">Deployment Infrastructure</w:t>
+            </w:r>
+          </w:p>
+        </w:tc>
+        <w:tc>
+          <w:tcPr/>
+          <w:p>
+            <w:pPr>
+              <w:pStyle w:val="Compact"/>
+            </w:pPr>
+            <w:r>
+              <w:t xml:space="preserve">API Gateway with parallel service versioning</w:t>
+            </w:r>
+          </w:p>
+        </w:tc>
+        <w:tc>
+          <w:tcPr/>
+          <w:p>
+            <w:pPr>
+              <w:pStyle w:val="Compact"/>
+            </w:pPr>
+            <w:r>
+              <w:t xml:space="preserve">Downtime reduced 2h → 15m (87.5%)</w:t>
             </w:r>
           </w:p>
         </w:tc>
@@ -1782,29 +1925,29 @@
               <w:pStyle w:val="Compact"/>
             </w:pPr>
             <w:r>
-              <w:t xml:space="preserve">Blood Bank Module</w:t>
-            </w:r>
-          </w:p>
-        </w:tc>
-        <w:tc>
-          <w:tcPr/>
-          <w:p>
-            <w:pPr>
-              <w:pStyle w:val="Compact"/>
-            </w:pPr>
-            <w:r>
-              <w:t xml:space="preserve">AABB-aligned international transfusion workflows</w:t>
-            </w:r>
-          </w:p>
-        </w:tc>
-        <w:tc>
-          <w:tcPr/>
-          <w:p>
-            <w:pPr>
-              <w:pStyle w:val="Compact"/>
-            </w:pPr>
-            <w:r>
-              <w:t xml:space="preserve">98% compliance score</w:t>
+              <w:t xml:space="preserve">Business Rule Engine</w:t>
+            </w:r>
+          </w:p>
+        </w:tc>
+        <w:tc>
+          <w:tcPr/>
+          <w:p>
+            <w:pPr>
+              <w:pStyle w:val="Compact"/>
+            </w:pPr>
+            <w:r>
+              <w:t xml:space="preserve">Runtime-injected business logic</w:t>
+            </w:r>
+          </w:p>
+        </w:tc>
+        <w:tc>
+          <w:tcPr/>
+          <w:p>
+            <w:pPr>
+              <w:pStyle w:val="Compact"/>
+            </w:pPr>
+            <w:r>
+              <w:t xml:space="preserve">60% performance improvement</w:t>
             </w:r>
           </w:p>
         </w:tc>
@@ -1817,29 +1960,29 @@
               <w:pStyle w:val="Compact"/>
             </w:pPr>
             <w:r>
-              <w:t xml:space="preserve">Team Onboarding Program</w:t>
-            </w:r>
-          </w:p>
-        </w:tc>
-        <w:tc>
-          <w:tcPr/>
-          <w:p>
-            <w:pPr>
-              <w:pStyle w:val="Compact"/>
-            </w:pPr>
-            <w:r>
-              <w:t xml:space="preserve">Architecture and AI-assisted development training</w:t>
-            </w:r>
-          </w:p>
-        </w:tc>
-        <w:tc>
-          <w:tcPr/>
-          <w:p>
-            <w:pPr>
-              <w:pStyle w:val="Compact"/>
-            </w:pPr>
-            <w:r>
-              <w:t xml:space="preserve">25 engineers across 6 teams, 8 sessions</w:t>
+              <w:t xml:space="preserve">Blood Bank Module</w:t>
+            </w:r>
+          </w:p>
+        </w:tc>
+        <w:tc>
+          <w:tcPr/>
+          <w:p>
+            <w:pPr>
+              <w:pStyle w:val="Compact"/>
+            </w:pPr>
+            <w:r>
+              <w:t xml:space="preserve">AABB-aligned international transfusion workflows</w:t>
+            </w:r>
+          </w:p>
+        </w:tc>
+        <w:tc>
+          <w:tcPr/>
+          <w:p>
+            <w:pPr>
+              <w:pStyle w:val="Compact"/>
+            </w:pPr>
+            <w:r>
+              <w:t xml:space="preserve">98% compliance score</w:t>
             </w:r>
           </w:p>
         </w:tc>
@@ -1852,29 +1995,29 @@
               <w:pStyle w:val="Compact"/>
             </w:pPr>
             <w:r>
-              <w:t xml:space="preserve">Trastain Booking Platform</w:t>
-            </w:r>
-          </w:p>
-        </w:tc>
-        <w:tc>
-          <w:tcPr/>
-          <w:p>
-            <w:pPr>
-              <w:pStyle w:val="Compact"/>
-            </w:pPr>
-            <w:r>
-              <w:t xml:space="preserve">Built from scratch as technical equity partner; RAG matching + multimodal AI search</w:t>
-            </w:r>
-          </w:p>
-        </w:tc>
-        <w:tc>
-          <w:tcPr/>
-          <w:p>
-            <w:pPr>
-              <w:pStyle w:val="Compact"/>
-            </w:pPr>
-            <w:r>
-              <w:t xml:space="preserve">0→1 product build, market analysis to launch</w:t>
+              <w:t xml:space="preserve">Team Onboarding Program</w:t>
+            </w:r>
+          </w:p>
+        </w:tc>
+        <w:tc>
+          <w:tcPr/>
+          <w:p>
+            <w:pPr>
+              <w:pStyle w:val="Compact"/>
+            </w:pPr>
+            <w:r>
+              <w:t xml:space="preserve">Architecture and AI-assisted development training</w:t>
+            </w:r>
+          </w:p>
+        </w:tc>
+        <w:tc>
+          <w:tcPr/>
+          <w:p>
+            <w:pPr>
+              <w:pStyle w:val="Compact"/>
+            </w:pPr>
+            <w:r>
+              <w:t xml:space="preserve">25 engineers across 6 teams, 8 sessions</w:t>
             </w:r>
           </w:p>
         </w:tc>
@@ -1887,6 +2030,41 @@
               <w:pStyle w:val="Compact"/>
             </w:pPr>
             <w:r>
+              <w:t xml:space="preserve">Trastain Booking Platform</w:t>
+            </w:r>
+          </w:p>
+        </w:tc>
+        <w:tc>
+          <w:tcPr/>
+          <w:p>
+            <w:pPr>
+              <w:pStyle w:val="Compact"/>
+            </w:pPr>
+            <w:r>
+              <w:t xml:space="preserve">Built from scratch as technical equity partner; RAG matching + multimodal AI search</w:t>
+            </w:r>
+          </w:p>
+        </w:tc>
+        <w:tc>
+          <w:tcPr/>
+          <w:p>
+            <w:pPr>
+              <w:pStyle w:val="Compact"/>
+            </w:pPr>
+            <w:r>
+              <w:t xml:space="preserve">0→1 product build, market analysis to launch</w:t>
+            </w:r>
+          </w:p>
+        </w:tc>
+      </w:tr>
+      <w:tr>
+        <w:tc>
+          <w:tcPr/>
+          <w:p>
+            <w:pPr>
+              <w:pStyle w:val="Compact"/>
+            </w:pPr>
+            <w:r>
               <w:t xml:space="preserve">Vortex</w:t>
             </w:r>
           </w:p>
@@ -1910,6 +2088,76 @@
             </w:pPr>
             <w:r>
               <w:t xml:space="preserve">Freelance client delivery</w:t>
+            </w:r>
+          </w:p>
+        </w:tc>
+      </w:tr>
+      <w:tr>
+        <w:tc>
+          <w:tcPr/>
+          <w:p>
+            <w:pPr>
+              <w:pStyle w:val="Compact"/>
+            </w:pPr>
+            <w:r>
+              <w:t xml:space="preserve">Pharmacy (EzDrug)</w:t>
+            </w:r>
+          </w:p>
+        </w:tc>
+        <w:tc>
+          <w:tcPr/>
+          <w:p>
+            <w:pPr>
+              <w:pStyle w:val="Compact"/>
+            </w:pPr>
+            <w:r>
+              <w:t xml:space="preserve">Pharmacy management system, ITIDA Pre-incubation Program</w:t>
+            </w:r>
+          </w:p>
+        </w:tc>
+        <w:tc>
+          <w:tcPr/>
+          <w:p>
+            <w:pPr>
+              <w:pStyle w:val="Compact"/>
+            </w:pPr>
+            <w:r>
+              <w:t xml:space="preserve">Payment gateway, IoT inventory integration</w:t>
+            </w:r>
+          </w:p>
+        </w:tc>
+      </w:tr>
+      <w:tr>
+        <w:tc>
+          <w:tcPr/>
+          <w:p>
+            <w:pPr>
+              <w:pStyle w:val="Compact"/>
+            </w:pPr>
+            <w:r>
+              <w:t xml:space="preserve">Disability Support Center (DSC)</w:t>
+            </w:r>
+          </w:p>
+        </w:tc>
+        <w:tc>
+          <w:tcPr/>
+          <w:p>
+            <w:pPr>
+              <w:pStyle w:val="Compact"/>
+            </w:pPr>
+            <w:r>
+              <w:t xml:space="preserve">Student support system, Alexandria University</w:t>
+            </w:r>
+          </w:p>
+        </w:tc>
+        <w:tc>
+          <w:tcPr/>
+          <w:p>
+            <w:pPr>
+              <w:pStyle w:val="Compact"/>
+            </w:pPr>
+            <w:r>
+              <w:t xml:space="preserve">Freelance/volunteer delivery</w:t>
             </w:r>
           </w:p>
         </w:tc>
@@ -1981,16 +2229,140 @@
         <w:t xml:space="preserve"> </w:t>
       </w:r>
       <w:r>
-        <w:t xml:space="preserve">— IEEE, 2024</w:t>
+        <w:t xml:space="preserve">— IEEE International Conference on Electrical Engineering (IEEE ICEENG 2024), 2024 — Paper Author/Presenter</w:t>
       </w:r>
     </w:p>
     <w:bookmarkEnd w:id="19"/>
-    <w:bookmarkStart w:id="20" w:name="languages"/>
+    <w:bookmarkStart w:id="20" w:name="certifications"/>
     <w:p>
       <w:pPr>
         <w:pStyle w:val="Heading2"/>
       </w:pPr>
       <w:r>
+        <w:t xml:space="preserve">Certifications</w:t>
+      </w:r>
+    </w:p>
+    <w:p>
+      <w:pPr>
+        <w:pStyle w:val="FirstParagraph"/>
+      </w:pPr>
+      <w:r>
+        <w:rPr>
+          <w:b/>
+          <w:bCs/>
+        </w:rPr>
+        <w:t xml:space="preserve">Leadership in Action Program</w:t>
+      </w:r>
+      <w:r>
+        <w:t xml:space="preserve"> </w:t>
+      </w:r>
+      <w:r>
+        <w:t xml:space="preserve">— Andalusia Health Egypt (AHBS), June 2026</w:t>
+      </w:r>
+      <w:r>
+        <w:t xml:space="preserve"> </w:t>
+      </w:r>
+      <w:r>
+        <w:rPr>
+          <w:b/>
+          <w:bCs/>
+        </w:rPr>
+        <w:t xml:space="preserve">Neo4j Certified Professional</w:t>
+      </w:r>
+      <w:r>
+        <w:t xml:space="preserve"> </w:t>
+      </w:r>
+      <w:r>
+        <w:t xml:space="preserve">— Neo4j, October 2024, plus six additional Neo4j credentials (Cypher Fundamentals, Neo4j Fundamentals, Building Neo4j Applications with .NET, Cypher Indexes and Constraints, Intermediate Cypher Queries, Importing Data Fundamentals, Graph Data Modeling Fundamentals) — October–November 2024</w:t>
+      </w:r>
+      <w:r>
+        <w:t xml:space="preserve"> </w:t>
+      </w:r>
+      <w:r>
+        <w:rPr>
+          <w:b/>
+          <w:bCs/>
+        </w:rPr>
+        <w:t xml:space="preserve">Pre-incubation Program</w:t>
+      </w:r>
+      <w:r>
+        <w:t xml:space="preserve"> </w:t>
+      </w:r>
+      <w:r>
+        <w:t xml:space="preserve">— ITIDA (Egypt), July 2023, for the EzDrug project</w:t>
+      </w:r>
+      <w:r>
+        <w:t xml:space="preserve"> </w:t>
+      </w:r>
+      <w:r>
+        <w:rPr>
+          <w:b/>
+          <w:bCs/>
+        </w:rPr>
+        <w:t xml:space="preserve">Nationwide Blockchain Hackathon</w:t>
+      </w:r>
+      <w:r>
+        <w:t xml:space="preserve"> </w:t>
+      </w:r>
+      <w:r>
+        <w:t xml:space="preserve">— Pend, September 2023</w:t>
+      </w:r>
+      <w:r>
+        <w:t xml:space="preserve"> </w:t>
+      </w:r>
+      <w:r>
+        <w:rPr>
+          <w:b/>
+          <w:bCs/>
+        </w:rPr>
+        <w:t xml:space="preserve">Google Developer Student Club Core Team</w:t>
+      </w:r>
+      <w:r>
+        <w:t xml:space="preserve"> </w:t>
+      </w:r>
+      <w:r>
+        <w:t xml:space="preserve">— Google DSC (BHI), September 2022</w:t>
+      </w:r>
+      <w:r>
+        <w:t xml:space="preserve"> </w:t>
+      </w:r>
+      <w:r>
+        <w:rPr>
+          <w:b/>
+          <w:bCs/>
+        </w:rPr>
+        <w:t xml:space="preserve">IEEE Robotics Competition</w:t>
+      </w:r>
+      <w:r>
+        <w:t xml:space="preserve"> </w:t>
+      </w:r>
+      <w:r>
+        <w:t xml:space="preserve">— IEEE BHI Student Branch, April 2019</w:t>
+      </w:r>
+      <w:r>
+        <w:t xml:space="preserve"> </w:t>
+      </w:r>
+      <w:r>
+        <w:rPr>
+          <w:b/>
+          <w:bCs/>
+        </w:rPr>
+        <w:t xml:space="preserve">Digital Marketing</w:t>
+      </w:r>
+      <w:r>
+        <w:t xml:space="preserve"> </w:t>
+      </w:r>
+      <w:r>
+        <w:t xml:space="preserve">— Google, May 2020</w:t>
+      </w:r>
+    </w:p>
+    <w:bookmarkEnd w:id="20"/>
+    <w:bookmarkStart w:id="21" w:name="languages"/>
+    <w:p>
+      <w:pPr>
+        <w:pStyle w:val="Heading2"/>
+      </w:pPr>
+      <w:r>
         <w:t xml:space="preserve">Languages</w:t>
       </w:r>
     </w:p>
@@ -2002,8 +2374,8 @@
         <w:t xml:space="preserve">Arabic (Native) · English (B2, Upper Intermediate)</w:t>
       </w:r>
     </w:p>
-    <w:bookmarkEnd w:id="20"/>
     <w:bookmarkEnd w:id="21"/>
+    <w:bookmarkEnd w:id="22"/>
     <w:sectPr>
       <w:footnotePr>
         <w:numRestart w:val="eachSect"/>
